--- a/materialien/Welt3_Labyrinth/2_Arbeitsblaetter/AQ_W3_AB1_Rekursion.docx
+++ b/materialien/Welt3_Labyrinth/2_Arbeitsblaetter/AQ_W3_AB1_Rekursion.docx
@@ -17333,7 +17333,7 @@
                 <w:sz w:val="22"/>
                 <w:szCs w:val="22"/>
               </w:rPr>
-              <w:t xml:space="preserve">. Anmelden mit Kurscode, Name und deinem persönlichen Code.</w:t>
+              <w:t xml:space="preserve">. Anmelden mit deinem Namen und deinem persönlichen Code.</w:t>
             </w:r>
           </w:p>
         </w:tc>

--- a/materialien/Welt3_Labyrinth/2_Arbeitsblaetter/AQ_W3_AB1_Rekursion.docx
+++ b/materialien/Welt3_Labyrinth/2_Arbeitsblaetter/AQ_W3_AB1_Rekursion.docx
@@ -152,6 +152,31 @@
                 <w:szCs w:val="20"/>
               </w:rPr>
               <w:t xml:space="preserve">Level 3.2</w:t>
+            </w:r>
+          </w:p>
+          <w:p>
+            <w:pPr>
+              <w:spacing w:after="0"/>
+            </w:pPr>
+            <w:r>
+              <w:rPr>
+                <w:rFonts w:ascii="Calibri" w:cs="Calibri" w:eastAsia="Calibri" w:hAnsi="Calibri"/>
+                <w:b/>
+                <w:bCs/>
+                <w:sz w:val="20"/>
+                <w:szCs w:val="20"/>
+                <w:color w:val="5B2A86"/>
+              </w:rPr>
+              <w:t xml:space="preserve">Niveau (KC 2017):</w:t>
+            </w:r>
+            <w:r>
+              <w:rPr>
+                <w:rFonts w:ascii="Calibri" w:cs="Calibri" w:eastAsia="Calibri" w:hAnsi="Calibri"/>
+                <w:sz w:val="20"/>
+                <w:szCs w:val="20"/>
+                <w:color w:val="5B2A86"/>
+              </w:rPr>
+              <w:t xml:space="preserve"> nur Leistungskurs (eA) – im Grundkurs nicht abiturrelevant</w:t>
             </w:r>
           </w:p>
         </w:tc>
